--- a/第三章 OPC技术转移成功案例与经验教训.docx
+++ b/第三章 OPC技术转移成功案例与经验教训.docx
@@ -7435,6 +7435,234 @@
           <w:szCs w:val="22"/>
         </w:rPr>
         <w:t>3. XAI（可解释人工智能）：指具备透明决策逻辑的AI技术，能解释模型输出的依据，提升技术可信度（根据2024年《可解释AI技术白皮书》）。</w:t>
+      </w:r>
+    </w:p>
+    <w:p>
+      <w:r>
+        <w:br w:type="page"/>
+      </w:r>
+    </w:p>
+    <w:p>
+      <w:r>
+        <w:rPr>
+          <w:b/>
+          <w:sz w:val="30"/>
+        </w:rPr>
+        <w:t>3.1.4 西浦华芯云睿——高校科技成果转化OPC全链路验证案例</w:t>
+      </w:r>
+    </w:p>
+    <w:p>
+      <w:r>
+        <w:rPr>
+          <w:b/>
+          <w:sz w:val="22"/>
+        </w:rPr>
+        <w:t>（2026年7月更新）</w:t>
+      </w:r>
+    </w:p>
+    <w:p>
+      <w:r>
+        <w:rPr>
+          <w:sz w:val="22"/>
+        </w:rPr>
+        <w:t>苏州市华芯云睿微电子科技有限公司（以下简称华芯云睿）成立于2024年3月，由西交利物浦大学（以下简称西浦）人工智能学院赵春教授创立，是学校推动教授科技成果转化的首个创业项目。2026年7月，华芯云睿完成数千万元天使轮融资，由哇牛资本与善达投资联合领投，苏州工业园区领军创投跟投。这一案例完整展示了"高校研发—平台验证—独立创业—资本对接"的OPC成长路径，是"双平台+三生态"框架的标杆验证案例。</w:t>
+      </w:r>
+    </w:p>
+    <w:p>
+      <w:r>
+        <w:rPr>
+          <w:b/>
+          <w:sz w:val="26"/>
+        </w:rPr>
+        <w:t>（1）技术背景与创业契机</w:t>
+      </w:r>
+    </w:p>
+    <w:p>
+      <w:r>
+        <w:rPr>
+          <w:sz w:val="22"/>
+        </w:rPr>
+        <w:t>赵春教授长期从事薄膜晶体管、人工突触、忆阻器、神经拟态器件和智能传感器研究。公司以先进半导体材料与工艺为基础，重点布局面向边缘端的感知与感存算芯片，以及面向云端的光互连和光计算芯片，探索形成从材料、器件到芯片、系统和应用的技术链条。</w:t>
+      </w:r>
+    </w:p>
+    <w:p>
+      <w:r>
+        <w:rPr>
+          <w:b/>
+          <w:sz w:val="26"/>
+        </w:rPr>
+        <w:t>（2）双平台+三生态支撑体系</w:t>
+      </w:r>
+    </w:p>
+    <w:p>
+      <w:r>
+        <w:rPr>
+          <w:sz w:val="22"/>
+        </w:rPr>
+        <w:t>华芯云睿的成长受益于西浦"双平台+三生态"体系的全方位支撑：</w:t>
+      </w:r>
+    </w:p>
+    <w:p>
+      <w:r>
+        <w:rPr>
+          <w:sz w:val="22"/>
+        </w:rPr>
+        <w:t>- 研发平台支撑：江苏省数据科学与认知计算工程研究中心提供算法开发和模型训练的底层算力支撑，配备近百张GPU卡的超算平台，赵春教授的研究成果在此平台上完成前沿技术攻关。</w:t>
+      </w:r>
+    </w:p>
+    <w:p>
+      <w:r>
+        <w:rPr>
+          <w:sz w:val="22"/>
+        </w:rPr>
+        <w:t>- 验证平台支撑：苏州市具身智能未来教育概念验证中心提供原型验证和场景测试环境，440平方米实验场所与500平方米融创工坊为芯片工程化提供了硬件验证条件。</w:t>
+      </w:r>
+    </w:p>
+    <w:p>
+      <w:r>
+        <w:rPr>
+          <w:sz w:val="22"/>
+        </w:rPr>
+        <w:t>- 知识产权运营支撑：西浦领创苏州市知识产权运营协会为赵春教授的职务科技成果转化提供专利导航、知识产权评估、技术交易合规等全流程服务，破解OPC创业的"信任赤字"。</w:t>
+      </w:r>
+    </w:p>
+    <w:p>
+      <w:r>
+        <w:rPr>
+          <w:sz w:val="22"/>
+        </w:rPr>
+        <w:t>- 制度体系保障：西浦构建了覆盖职务科技成果转化、知识产权管理、教师创业审批与管理以及学校持股等环节的制度体系。学校持股和官方背书提升了企业的市场信用，帮助团队连接社会资本和产业资源。</w:t>
+      </w:r>
+    </w:p>
+    <w:p>
+      <w:r>
+        <w:rPr>
+          <w:b/>
+          <w:sz w:val="26"/>
+        </w:rPr>
+        <w:t>（3）三层资本结构与融资逻辑</w:t>
+      </w:r>
+    </w:p>
+    <w:p>
+      <w:r>
+        <w:rPr>
+          <w:sz w:val="22"/>
+        </w:rPr>
+        <w:t>华芯云睿天使轮的股东结构具有典型意义，体现了OPC创业的"产业资本+市场化基金+政策性基金"三层资本结构：</w:t>
+      </w:r>
+    </w:p>
+    <w:p>
+      <w:r>
+        <w:rPr>
+          <w:sz w:val="22"/>
+        </w:rPr>
+        <w:t>- 产业资本——哇牛资本：背靠工业自动化企业汇川技术，可为华芯云睿连接边缘智能和产业应用场景，提供产业链资源和客户对接。</w:t>
+      </w:r>
+    </w:p>
+    <w:p>
+      <w:r>
+        <w:rPr>
+          <w:sz w:val="22"/>
+        </w:rPr>
+        <w:t>- 市场化基金——善达投资：长期布局集成电路与人工智能领域，可提供产业资源及后续资本支持。</w:t>
+      </w:r>
+    </w:p>
+    <w:p>
+      <w:r>
+        <w:rPr>
+          <w:sz w:val="22"/>
+        </w:rPr>
+        <w:t>- 政策性基金——苏州工业园区领军创投：为企业扎根园区和成果产业化提供地方支持，体现政策导向。</w:t>
+      </w:r>
+    </w:p>
+    <w:p>
+      <w:r>
+        <w:rPr>
+          <w:sz w:val="22"/>
+        </w:rPr>
+        <w:t>赵春教授表示："团队选择投资人时，不仅关注资金，也看重其背后的产业链、客户和工程化资源。产业资本、专业市场化基金和地方政策性基金的共同加入，将为公司推进产品定义、供应链建设、可靠性验证和客户导入提供支持。"</w:t>
+      </w:r>
+    </w:p>
+    <w:p>
+      <w:r>
+        <w:rPr>
+          <w:b/>
+          <w:sz w:val="26"/>
+        </w:rPr>
+        <w:t>（4）业务进展与里程碑</w:t>
+      </w:r>
+    </w:p>
+    <w:p>
+      <w:r>
+        <w:rPr>
+          <w:sz w:val="22"/>
+        </w:rPr>
+        <w:t>- 2024年3月：公司在苏州工业园区注册成立，注册资金440万元。</w:t>
+      </w:r>
+    </w:p>
+    <w:p>
+      <w:r>
+        <w:rPr>
+          <w:sz w:val="22"/>
+        </w:rPr>
+        <w:t>- 2024年：赵春博士获2023年苏州工业园区科技领军人才称号。</w:t>
+      </w:r>
+    </w:p>
+    <w:p>
+      <w:r>
+        <w:rPr>
+          <w:sz w:val="22"/>
+        </w:rPr>
+        <w:t>- 2026年7月：完成数千万元天使轮融资。</w:t>
+      </w:r>
+    </w:p>
+    <w:p>
+      <w:r>
+        <w:rPr>
+          <w:sz w:val="22"/>
+        </w:rPr>
+        <w:t>- 当前进展：部分感存算及光互连产品已完成小样和中试，进入客户验证与量产导入阶段，已收获数千万元客户订单。</w:t>
+      </w:r>
+    </w:p>
+    <w:p>
+      <w:r>
+        <w:rPr>
+          <w:b/>
+          <w:sz w:val="26"/>
+        </w:rPr>
+        <w:t>（5）经验教训与启示</w:t>
+      </w:r>
+    </w:p>
+    <w:p>
+      <w:r>
+        <w:rPr>
+          <w:sz w:val="22"/>
+        </w:rPr>
+        <w:t>- 制度创新是科技成果转化的前提：华芯云睿是西浦科技成果转化制度体系的"首验案例"，证明了完善的制度保障（职务科技成果转化、知识产权管理、教师创业审批、学校持股）是教授创业成功的基础。</w:t>
+      </w:r>
+    </w:p>
+    <w:p>
+      <w:r>
+        <w:rPr>
+          <w:sz w:val="22"/>
+        </w:rPr>
+        <w:t>- "信任赤字"的破解之道：学校持股和官方背书提升了企业的市场信用，这是OPC创业者从"个体"走向"市场主体"的关键一步。赵春教授指出："学校不是在存量里分蛋糕，而是在共同创造增量。"</w:t>
+      </w:r>
+    </w:p>
+    <w:p>
+      <w:r>
+        <w:rPr>
+          <w:sz w:val="22"/>
+        </w:rPr>
+        <w:t>- 三层资本结构的示范意义：产业资本提供场景、市场化基金提供资源、政策性基金提供保障，三层结构为OPC创业者的融资策略提供了可复制的模板。</w:t>
+      </w:r>
+    </w:p>
+    <w:p>
+      <w:r>
+        <w:rPr>
+          <w:sz w:val="22"/>
+        </w:rPr>
+        <w:t>- "科研创新—成果转化—产业反馈—科研再投入"循环：赵春教授计划与学校共建联合实验室，把企业面对的真实技术需求带回科研和人才培养，形成闭环。</w:t>
       </w:r>
     </w:p>
     <w:sectPr>
